--- a/李宇潇-个人简历.docx
+++ b/李宇潇-个人简历.docx
@@ -251,21 +251,7 @@
             <w:rStyle w:val="a7"/>
             <w:rFonts w:ascii="Times New Roman" w:hAnsi="Times New Roman" w:cs="Times New Roman"/>
           </w:rPr>
-          <w:t>github.com/</w:t>
-        </w:r>
-        <w:r>
-          <w:rPr>
-            <w:rStyle w:val="a7"/>
-            <w:rFonts w:ascii="Times New Roman" w:hAnsi="Times New Roman" w:cs="Times New Roman"/>
-          </w:rPr>
-          <w:t>S</w:t>
-        </w:r>
-        <w:r>
-          <w:rPr>
-            <w:rStyle w:val="a7"/>
-            <w:rFonts w:ascii="Times New Roman" w:hAnsi="Times New Roman" w:cs="Times New Roman"/>
-          </w:rPr>
-          <w:t>herlock1956</w:t>
+          <w:t>github.com/Sherlock1956</w:t>
         </w:r>
       </w:hyperlink>
       <w:r>
@@ -811,7 +797,7 @@
         <w:spacing w:before="0" w:beforeAutospacing="0" w:after="0" w:afterAutospacing="0"/>
         <w:jc w:val="both"/>
         <w:rPr>
-          <w:rFonts w:ascii="Times New Roman" w:hAnsi="Times New Roman" w:cs="Times New Roman" w:hint="eastAsia"/>
+          <w:rFonts w:ascii="Times New Roman" w:hAnsi="Times New Roman" w:cs="Times New Roman"/>
           <w:kern w:val="2"/>
         </w:rPr>
       </w:pPr>
@@ -901,7 +887,7 @@
         <w:ind w:left="241" w:hangingChars="100" w:hanging="241"/>
         <w:jc w:val="both"/>
         <w:rPr>
-          <w:rFonts w:ascii="Times New Roman" w:hAnsi="Times New Roman" w:cs="Times New Roman" w:hint="eastAsia"/>
+          <w:rFonts w:ascii="Times New Roman" w:hAnsi="Times New Roman" w:cs="Times New Roman"/>
         </w:rPr>
       </w:pPr>
       <w:r>
@@ -1396,98 +1382,6 @@
           <w:kern w:val="2"/>
         </w:rPr>
         <w:t>评审，发现需求文档重大失误，协同产品经理解决，避免数据开发事故。</w:t>
-      </w:r>
-    </w:p>
-    <w:p>
-      <w:pPr>
-        <w:pStyle w:val="ac"/>
-        <w:spacing w:before="0" w:beforeAutospacing="0" w:after="120" w:afterAutospacing="0"/>
-        <w:jc w:val="both"/>
-        <w:rPr>
-          <w:rFonts w:ascii="Times New Roman" w:hAnsi="Times New Roman" w:cs="Times New Roman"/>
-          <w:kern w:val="2"/>
-        </w:rPr>
-      </w:pPr>
-      <w:r>
-        <w:rPr>
-          <w:rStyle w:val="aa"/>
-          <w:rFonts w:ascii="Times New Roman" w:eastAsia="宋体" w:hAnsi="Times New Roman" w:cs="Times New Roman"/>
-          <w:sz w:val="24"/>
-          <w:szCs w:val="24"/>
-        </w:rPr>
-        <w:sym w:font="Wingdings" w:char="F09F"/>
-      </w:r>
-      <w:r>
-        <w:rPr>
-          <w:rStyle w:val="aa"/>
-          <w:rFonts w:ascii="Times New Roman" w:eastAsia="宋体" w:hAnsi="Times New Roman" w:cs="Times New Roman" w:hint="eastAsia"/>
-          <w:sz w:val="24"/>
-          <w:szCs w:val="24"/>
-        </w:rPr>
-        <w:t xml:space="preserve"> </w:t>
-      </w:r>
-      <w:r>
-        <w:rPr>
-          <w:rFonts w:ascii="Times New Roman" w:hAnsi="Times New Roman" w:cs="Times New Roman"/>
-          <w:kern w:val="2"/>
-        </w:rPr>
-        <w:t>使用</w:t>
-      </w:r>
-      <w:r>
-        <w:rPr>
-          <w:rFonts w:ascii="Times New Roman" w:hAnsi="Times New Roman" w:cs="Times New Roman"/>
-          <w:kern w:val="2"/>
-        </w:rPr>
-        <w:t>draw.io</w:t>
-      </w:r>
-      <w:r>
-        <w:rPr>
-          <w:rFonts w:ascii="Times New Roman" w:hAnsi="Times New Roman" w:cs="Times New Roman"/>
-          <w:kern w:val="2"/>
-        </w:rPr>
-        <w:t>绘制</w:t>
-      </w:r>
-      <w:r>
-        <w:rPr>
-          <w:rFonts w:ascii="Times New Roman" w:hAnsi="Times New Roman" w:cs="Times New Roman"/>
-          <w:kern w:val="2"/>
-        </w:rPr>
-        <w:t>30</w:t>
-      </w:r>
-      <w:r>
-        <w:rPr>
-          <w:rFonts w:ascii="Times New Roman" w:hAnsi="Times New Roman" w:cs="Times New Roman"/>
-          <w:kern w:val="2"/>
-        </w:rPr>
-        <w:t>余份数据关系图并撰写测算</w:t>
-      </w:r>
-      <w:r>
-        <w:rPr>
-          <w:rFonts w:ascii="Times New Roman" w:hAnsi="Times New Roman" w:cs="Times New Roman" w:hint="eastAsia"/>
-          <w:kern w:val="2"/>
-        </w:rPr>
-        <w:t>、</w:t>
-      </w:r>
-      <w:r>
-        <w:rPr>
-          <w:rFonts w:ascii="Times New Roman" w:hAnsi="Times New Roman" w:cs="Times New Roman"/>
-          <w:kern w:val="2"/>
-        </w:rPr>
-        <w:t>开发文档，提升开发效率及可视化</w:t>
-      </w:r>
-      <w:r>
-        <w:rPr>
-          <w:rFonts w:ascii="Times New Roman" w:hAnsi="Times New Roman" w:cs="Times New Roman" w:hint="eastAsia"/>
-          <w:kern w:val="2"/>
-        </w:rPr>
-        <w:t>程度</w:t>
-      </w:r>
-      <w:r>
-        <w:rPr>
-          <w:rFonts w:ascii="Times New Roman" w:hAnsi="Times New Roman" w:cs="Times New Roman"/>
-          <w:kern w:val="2"/>
-        </w:rPr>
-        <w:t>。</w:t>
       </w:r>
     </w:p>
     <w:p>
@@ -1901,7 +1795,7 @@
       <w:pPr>
         <w:spacing w:after="120"/>
         <w:rPr>
-          <w:rFonts w:ascii="Times New Roman" w:eastAsia="宋体" w:hAnsi="Times New Roman" w:cs="Times New Roman"/>
+          <w:rFonts w:ascii="Times New Roman" w:eastAsia="宋体" w:hAnsi="Times New Roman" w:cs="Times New Roman" w:hint="eastAsia"/>
           <w:sz w:val="24"/>
           <w:szCs w:val="24"/>
         </w:rPr>
@@ -1979,424 +1873,57 @@
           <w:sz w:val="24"/>
           <w:szCs w:val="24"/>
         </w:rPr>
+        <w:t>精细调整</w:t>
+      </w:r>
+      <w:r>
+        <w:rPr>
+          <w:rFonts w:ascii="Times New Roman" w:eastAsia="宋体" w:hAnsi="Times New Roman" w:cs="Times New Roman" w:hint="eastAsia"/>
+          <w:sz w:val="24"/>
+          <w:szCs w:val="24"/>
+        </w:rPr>
+        <w:t>LLM</w:t>
+      </w:r>
+      <w:r>
+        <w:rPr>
+          <w:rFonts w:ascii="Times New Roman" w:eastAsia="宋体" w:hAnsi="Times New Roman" w:cs="Times New Roman" w:hint="eastAsia"/>
+          <w:sz w:val="24"/>
+          <w:szCs w:val="24"/>
+        </w:rPr>
+        <w:t>生成的交互数据</w:t>
+      </w:r>
+      <w:r>
+        <w:rPr>
+          <w:rFonts w:ascii="Times New Roman" w:eastAsia="宋体" w:hAnsi="Times New Roman" w:cs="Times New Roman" w:hint="eastAsia"/>
+          <w:sz w:val="24"/>
+          <w:szCs w:val="24"/>
+        </w:rPr>
+        <w:t>，</w:t>
+      </w:r>
+      <w:r>
+        <w:rPr>
+          <w:rFonts w:ascii="Times New Roman" w:eastAsia="宋体" w:hAnsi="Times New Roman" w:cs="Times New Roman" w:hint="eastAsia"/>
+          <w:sz w:val="24"/>
+          <w:szCs w:val="24"/>
+        </w:rPr>
         <w:t>提升</w:t>
       </w:r>
       <w:r>
         <w:rPr>
+          <w:rFonts w:ascii="Times New Roman" w:eastAsia="宋体" w:hAnsi="Times New Roman" w:cs="Times New Roman"/>
+          <w:sz w:val="24"/>
+          <w:szCs w:val="24"/>
+        </w:rPr>
+        <w:t>物理合理性</w:t>
+      </w:r>
+      <w:r>
+        <w:rPr>
           <w:rFonts w:ascii="Times New Roman" w:eastAsia="宋体" w:hAnsi="Times New Roman" w:cs="Times New Roman" w:hint="eastAsia"/>
           <w:sz w:val="24"/>
           <w:szCs w:val="24"/>
         </w:rPr>
-        <w:t>LLM</w:t>
-      </w:r>
-      <w:r>
-        <w:rPr>
-          <w:rFonts w:ascii="Times New Roman" w:eastAsia="宋体" w:hAnsi="Times New Roman" w:cs="Times New Roman" w:hint="eastAsia"/>
-          <w:sz w:val="24"/>
-          <w:szCs w:val="24"/>
-        </w:rPr>
-        <w:t>生成的交互数据</w:t>
-      </w:r>
-      <w:r>
-        <w:rPr>
-          <w:rFonts w:ascii="Times New Roman" w:eastAsia="宋体" w:hAnsi="Times New Roman" w:cs="Times New Roman"/>
-          <w:sz w:val="24"/>
-          <w:szCs w:val="24"/>
-        </w:rPr>
-        <w:t>物理合理性</w:t>
-      </w:r>
-      <w:r>
-        <w:rPr>
-          <w:rFonts w:ascii="Times New Roman" w:eastAsia="宋体" w:hAnsi="Times New Roman" w:cs="Times New Roman" w:hint="eastAsia"/>
-          <w:sz w:val="24"/>
-          <w:szCs w:val="24"/>
-        </w:rPr>
-        <w:t>至</w:t>
-      </w:r>
-      <w:r>
-        <w:rPr>
-          <w:rFonts w:ascii="Times New Roman" w:eastAsia="宋体" w:hAnsi="Times New Roman" w:cs="Times New Roman"/>
-          <w:sz w:val="24"/>
-          <w:szCs w:val="24"/>
-        </w:rPr>
-        <w:t>SOTA</w:t>
-      </w:r>
-      <w:r>
-        <w:rPr>
-          <w:rFonts w:ascii="Times New Roman" w:eastAsia="宋体" w:hAnsi="Times New Roman" w:cs="Times New Roman" w:hint="eastAsia"/>
-          <w:sz w:val="24"/>
-          <w:szCs w:val="24"/>
-        </w:rPr>
         <w:t>。</w:t>
       </w:r>
       <w:bookmarkEnd w:id="0"/>
-    </w:p>
-    <w:p>
-      <w:pPr>
-        <w:rPr>
-          <w:rFonts w:ascii="Times New Roman" w:eastAsia="宋体" w:hAnsi="Times New Roman" w:cs="Times New Roman"/>
-          <w:b/>
-          <w:bCs/>
-          <w:sz w:val="24"/>
-          <w:szCs w:val="24"/>
-        </w:rPr>
-      </w:pPr>
-      <w:r>
-        <w:rPr>
-          <w:rFonts w:ascii="Times New Roman" w:eastAsia="宋体" w:hAnsi="Times New Roman" w:cs="Times New Roman"/>
-          <w:b/>
-          <w:bCs/>
-          <w:sz w:val="24"/>
-          <w:szCs w:val="24"/>
-        </w:rPr>
-        <w:t>自监督下的单目深度估计</w:t>
-      </w:r>
-      <w:r>
-        <w:rPr>
-          <w:rFonts w:ascii="Times New Roman" w:eastAsia="宋体" w:hAnsi="Times New Roman" w:cs="Times New Roman"/>
-          <w:sz w:val="24"/>
-          <w:szCs w:val="24"/>
-        </w:rPr>
-        <w:t xml:space="preserve"> </w:t>
-      </w:r>
-      <w:r>
-        <w:rPr>
-          <w:rFonts w:ascii="Times New Roman" w:eastAsia="宋体" w:hAnsi="Times New Roman" w:cs="Times New Roman"/>
-          <w:b/>
-          <w:bCs/>
-          <w:sz w:val="24"/>
-          <w:szCs w:val="24"/>
-        </w:rPr>
-        <w:t>数据智能研究团队（</w:t>
-      </w:r>
-      <w:r>
-        <w:rPr>
-          <w:rFonts w:ascii="Times New Roman" w:eastAsia="宋体" w:hAnsi="Times New Roman" w:cs="Times New Roman"/>
-          <w:b/>
-          <w:bCs/>
-          <w:sz w:val="24"/>
-          <w:szCs w:val="24"/>
-        </w:rPr>
-        <w:t>DIG</w:t>
-      </w:r>
-      <w:r>
-        <w:rPr>
-          <w:rFonts w:ascii="Times New Roman" w:eastAsia="宋体" w:hAnsi="Times New Roman" w:cs="Times New Roman"/>
-          <w:b/>
-          <w:bCs/>
-          <w:sz w:val="24"/>
-          <w:szCs w:val="24"/>
-        </w:rPr>
-        <w:t>）</w:t>
-      </w:r>
-      <w:r>
-        <w:rPr>
-          <w:rFonts w:ascii="Times New Roman" w:eastAsia="宋体" w:hAnsi="Times New Roman" w:cs="Times New Roman"/>
-          <w:b/>
-          <w:bCs/>
-          <w:sz w:val="24"/>
-          <w:szCs w:val="24"/>
-        </w:rPr>
-        <w:tab/>
-        <w:t xml:space="preserve"> </w:t>
-      </w:r>
-      <w:r>
-        <w:rPr>
-          <w:rFonts w:ascii="Times New Roman" w:eastAsia="宋体" w:hAnsi="Times New Roman" w:cs="Times New Roman"/>
-          <w:sz w:val="24"/>
-          <w:szCs w:val="24"/>
-        </w:rPr>
-        <w:tab/>
-      </w:r>
-      <w:r>
-        <w:rPr>
-          <w:rFonts w:ascii="Times New Roman" w:eastAsia="宋体" w:hAnsi="Times New Roman" w:cs="Times New Roman"/>
-          <w:sz w:val="24"/>
-          <w:szCs w:val="24"/>
-        </w:rPr>
-        <w:tab/>
-        <w:t xml:space="preserve">  </w:t>
-      </w:r>
-      <w:r>
-        <w:rPr>
-          <w:rFonts w:ascii="Times New Roman" w:eastAsia="宋体" w:hAnsi="Times New Roman" w:cs="Times New Roman"/>
-          <w:sz w:val="24"/>
-          <w:szCs w:val="24"/>
-        </w:rPr>
-        <w:tab/>
-      </w:r>
-      <w:r>
-        <w:rPr>
-          <w:rFonts w:ascii="Times New Roman" w:eastAsia="宋体" w:hAnsi="Times New Roman" w:cs="Times New Roman"/>
-          <w:sz w:val="24"/>
-          <w:szCs w:val="24"/>
-        </w:rPr>
-        <w:tab/>
-        <w:t xml:space="preserve">     </w:t>
-      </w:r>
-      <w:r>
-        <w:rPr>
-          <w:rFonts w:ascii="Times New Roman" w:eastAsia="宋体" w:hAnsi="Times New Roman" w:cs="Times New Roman"/>
-          <w:sz w:val="24"/>
-          <w:szCs w:val="24"/>
-        </w:rPr>
-        <w:tab/>
-      </w:r>
-      <w:r>
-        <w:rPr>
-          <w:rFonts w:ascii="Times New Roman" w:eastAsia="宋体" w:hAnsi="Times New Roman" w:cs="Times New Roman"/>
-          <w:sz w:val="24"/>
-          <w:szCs w:val="24"/>
-        </w:rPr>
-        <w:tab/>
-      </w:r>
-      <w:r>
-        <w:rPr>
-          <w:rFonts w:ascii="Times New Roman" w:eastAsia="宋体" w:hAnsi="Times New Roman" w:cs="Times New Roman"/>
-          <w:sz w:val="24"/>
-          <w:szCs w:val="24"/>
-        </w:rPr>
-        <w:t>2022.08-2023.07</w:t>
-      </w:r>
-    </w:p>
-    <w:p>
-      <w:pPr>
-        <w:ind w:left="241" w:hangingChars="100" w:hanging="241"/>
-        <w:rPr>
-          <w:rFonts w:ascii="Times New Roman" w:eastAsia="宋体" w:hAnsi="Times New Roman" w:cs="Times New Roman"/>
-          <w:sz w:val="24"/>
-          <w:szCs w:val="24"/>
-        </w:rPr>
-      </w:pPr>
-      <w:r>
-        <w:rPr>
-          <w:rStyle w:val="aa"/>
-          <w:rFonts w:ascii="Times New Roman" w:eastAsia="宋体" w:hAnsi="Times New Roman" w:cs="Times New Roman"/>
-          <w:sz w:val="24"/>
-          <w:szCs w:val="24"/>
-        </w:rPr>
-        <w:sym w:font="Wingdings" w:char="F09F"/>
-      </w:r>
-      <w:r>
-        <w:rPr>
-          <w:rStyle w:val="aa"/>
-          <w:rFonts w:ascii="Times New Roman" w:eastAsia="宋体" w:hAnsi="Times New Roman" w:cs="Times New Roman" w:hint="eastAsia"/>
-          <w:sz w:val="24"/>
-          <w:szCs w:val="24"/>
-        </w:rPr>
-        <w:t xml:space="preserve"> </w:t>
-      </w:r>
-      <w:r>
-        <w:rPr>
-          <w:rFonts w:ascii="Times New Roman" w:eastAsia="宋体" w:hAnsi="Times New Roman" w:cs="Times New Roman"/>
-          <w:sz w:val="24"/>
-          <w:szCs w:val="24"/>
-        </w:rPr>
-        <w:t>分析</w:t>
-      </w:r>
-      <w:r>
-        <w:rPr>
-          <w:rFonts w:ascii="Times New Roman" w:eastAsia="宋体" w:hAnsi="Times New Roman" w:cs="Times New Roman" w:hint="eastAsia"/>
-          <w:sz w:val="24"/>
-          <w:szCs w:val="24"/>
-        </w:rPr>
-        <w:t>发现</w:t>
-      </w:r>
-      <w:r>
-        <w:rPr>
-          <w:rFonts w:ascii="Times New Roman" w:eastAsia="宋体" w:hAnsi="Times New Roman" w:cs="Times New Roman"/>
-          <w:sz w:val="24"/>
-          <w:szCs w:val="24"/>
-        </w:rPr>
-        <w:t>现有算法在</w:t>
-      </w:r>
-      <w:r>
-        <w:rPr>
-          <w:rFonts w:ascii="Times New Roman" w:eastAsia="宋体" w:hAnsi="Times New Roman" w:cs="Times New Roman"/>
-          <w:sz w:val="24"/>
-          <w:szCs w:val="24"/>
-        </w:rPr>
-        <w:t>KITTI</w:t>
-      </w:r>
-      <w:r>
-        <w:rPr>
-          <w:rFonts w:ascii="Times New Roman" w:eastAsia="宋体" w:hAnsi="Times New Roman" w:cs="Times New Roman"/>
-          <w:sz w:val="24"/>
-          <w:szCs w:val="24"/>
-        </w:rPr>
-        <w:t>数据集上</w:t>
-      </w:r>
-      <w:r>
-        <w:rPr>
-          <w:rFonts w:ascii="Times New Roman" w:eastAsia="宋体" w:hAnsi="Times New Roman" w:cs="Times New Roman" w:hint="eastAsia"/>
-          <w:sz w:val="24"/>
-          <w:szCs w:val="24"/>
-        </w:rPr>
-        <w:t>相邻</w:t>
-      </w:r>
-      <w:r>
-        <w:rPr>
-          <w:rFonts w:ascii="Times New Roman" w:eastAsia="宋体" w:hAnsi="Times New Roman" w:cs="Times New Roman"/>
-          <w:sz w:val="24"/>
-          <w:szCs w:val="24"/>
-        </w:rPr>
-        <w:t>位姿</w:t>
-      </w:r>
-      <w:r>
-        <w:rPr>
-          <w:rFonts w:ascii="Times New Roman" w:eastAsia="宋体" w:hAnsi="Times New Roman" w:cs="Times New Roman"/>
-          <w:sz w:val="24"/>
-          <w:szCs w:val="24"/>
-        </w:rPr>
-        <w:t>估计不一致</w:t>
-      </w:r>
-      <w:r>
-        <w:rPr>
-          <w:rFonts w:ascii="Times New Roman" w:eastAsia="宋体" w:hAnsi="Times New Roman" w:cs="Times New Roman" w:hint="eastAsia"/>
-          <w:sz w:val="24"/>
-          <w:szCs w:val="24"/>
-        </w:rPr>
-        <w:t>、</w:t>
-      </w:r>
-      <w:r>
-        <w:rPr>
-          <w:rFonts w:ascii="Times New Roman" w:eastAsia="宋体" w:hAnsi="Times New Roman" w:cs="Times New Roman" w:hint="eastAsia"/>
-          <w:sz w:val="24"/>
-          <w:szCs w:val="24"/>
-        </w:rPr>
-        <w:t>车窗</w:t>
-      </w:r>
-      <w:r>
-        <w:rPr>
-          <w:rFonts w:ascii="Times New Roman" w:eastAsia="宋体" w:hAnsi="Times New Roman" w:cs="Times New Roman" w:hint="eastAsia"/>
-          <w:sz w:val="24"/>
-          <w:szCs w:val="24"/>
-        </w:rPr>
-        <w:t>等透光位置</w:t>
-      </w:r>
-      <w:r>
-        <w:rPr>
-          <w:rFonts w:ascii="Times New Roman" w:eastAsia="宋体" w:hAnsi="Times New Roman" w:cs="Times New Roman" w:hint="eastAsia"/>
-          <w:sz w:val="24"/>
-          <w:szCs w:val="24"/>
-        </w:rPr>
-        <w:t>深度预测错误</w:t>
-      </w:r>
-      <w:r>
-        <w:rPr>
-          <w:rFonts w:ascii="Times New Roman" w:eastAsia="宋体" w:hAnsi="Times New Roman" w:cs="Times New Roman"/>
-          <w:sz w:val="24"/>
-          <w:szCs w:val="24"/>
-        </w:rPr>
-        <w:t>问题</w:t>
-      </w:r>
-      <w:r>
-        <w:rPr>
-          <w:rFonts w:ascii="Times New Roman" w:eastAsia="宋体" w:hAnsi="Times New Roman" w:cs="Times New Roman" w:hint="eastAsia"/>
-          <w:sz w:val="24"/>
-          <w:szCs w:val="24"/>
-        </w:rPr>
-        <w:t>。</w:t>
-      </w:r>
-    </w:p>
-    <w:p>
-      <w:pPr>
-        <w:ind w:left="241" w:hangingChars="100" w:hanging="241"/>
-        <w:rPr>
-          <w:rFonts w:ascii="Times New Roman" w:eastAsia="宋体" w:hAnsi="Times New Roman" w:cs="Times New Roman"/>
-          <w:sz w:val="22"/>
-        </w:rPr>
-      </w:pPr>
-      <w:r>
-        <w:rPr>
-          <w:rStyle w:val="aa"/>
-          <w:rFonts w:ascii="Times New Roman" w:eastAsia="宋体" w:hAnsi="Times New Roman" w:cs="Times New Roman"/>
-          <w:sz w:val="24"/>
-          <w:szCs w:val="24"/>
-        </w:rPr>
-        <w:sym w:font="Wingdings" w:char="F09F"/>
-      </w:r>
-      <w:r>
-        <w:rPr>
-          <w:rStyle w:val="aa"/>
-          <w:rFonts w:ascii="Times New Roman" w:eastAsia="宋体" w:hAnsi="Times New Roman" w:cs="Times New Roman" w:hint="eastAsia"/>
-          <w:sz w:val="24"/>
-          <w:szCs w:val="24"/>
-        </w:rPr>
-        <w:t xml:space="preserve"> </w:t>
-      </w:r>
-      <w:r>
-        <w:rPr>
-          <w:rFonts w:ascii="Times New Roman" w:eastAsia="宋体" w:hAnsi="Times New Roman" w:cs="Times New Roman"/>
-          <w:sz w:val="24"/>
-          <w:szCs w:val="24"/>
-        </w:rPr>
-        <w:t>提出位姿估计一致性约束和基于</w:t>
-      </w:r>
-      <w:r>
-        <w:rPr>
-          <w:rFonts w:ascii="Times New Roman" w:eastAsia="宋体" w:hAnsi="Times New Roman" w:cs="Times New Roman"/>
-          <w:sz w:val="24"/>
-          <w:szCs w:val="24"/>
-        </w:rPr>
-        <w:t>SAM</w:t>
-      </w:r>
-      <w:r>
-        <w:rPr>
-          <w:rFonts w:ascii="Times New Roman" w:eastAsia="宋体" w:hAnsi="Times New Roman" w:cs="Times New Roman"/>
-          <w:sz w:val="24"/>
-          <w:szCs w:val="24"/>
-        </w:rPr>
-        <w:t>的物体边缘深度</w:t>
-      </w:r>
-      <w:r>
-        <w:rPr>
-          <w:rFonts w:ascii="Times New Roman" w:eastAsia="宋体" w:hAnsi="Times New Roman" w:cs="Times New Roman" w:hint="eastAsia"/>
-          <w:sz w:val="24"/>
-          <w:szCs w:val="24"/>
-        </w:rPr>
-        <w:t>梯度鼓励</w:t>
-      </w:r>
-      <w:r>
-        <w:rPr>
-          <w:rFonts w:ascii="Times New Roman" w:eastAsia="宋体" w:hAnsi="Times New Roman" w:cs="Times New Roman"/>
-          <w:sz w:val="24"/>
-          <w:szCs w:val="24"/>
-        </w:rPr>
-        <w:t>，</w:t>
-      </w:r>
-      <w:r>
-        <w:rPr>
-          <w:rFonts w:ascii="Times New Roman" w:eastAsia="宋体" w:hAnsi="Times New Roman" w:cs="Times New Roman" w:hint="eastAsia"/>
-          <w:sz w:val="24"/>
-          <w:szCs w:val="24"/>
-        </w:rPr>
-        <w:t>深度估计</w:t>
-      </w:r>
-      <w:r>
-        <w:rPr>
-          <w:rFonts w:ascii="Times New Roman" w:eastAsia="宋体" w:hAnsi="Times New Roman" w:cs="Times New Roman"/>
-          <w:sz w:val="24"/>
-          <w:szCs w:val="24"/>
-        </w:rPr>
-        <w:t>预测准确率提高</w:t>
-      </w:r>
-      <w:r>
-        <w:rPr>
-          <w:rFonts w:ascii="Times New Roman" w:eastAsia="宋体" w:hAnsi="Times New Roman" w:cs="Times New Roman"/>
-          <w:sz w:val="24"/>
-          <w:szCs w:val="24"/>
-        </w:rPr>
-        <w:t>5.2%</w:t>
-      </w:r>
-      <w:r>
-        <w:rPr>
-          <w:rFonts w:ascii="Times New Roman" w:eastAsia="宋体" w:hAnsi="Times New Roman" w:cs="Times New Roman"/>
-          <w:sz w:val="24"/>
-          <w:szCs w:val="24"/>
-        </w:rPr>
-        <w:t>。</w:t>
-      </w:r>
     </w:p>
     <w:p>
       <w:pPr>
@@ -2815,10 +2342,8 @@
       <w:pPr>
         <w:ind w:left="240" w:hangingChars="100" w:hanging="240"/>
         <w:rPr>
-          <w:rStyle w:val="aa"/>
-          <w:rFonts w:ascii="Times New Roman" w:eastAsia="宋体" w:hAnsi="Times New Roman" w:cs="Times New Roman"/>
-          <w:b w:val="0"/>
-          <w:bCs w:val="0"/>
+          <w:rFonts w:ascii="Times New Roman" w:eastAsia="宋体" w:hAnsi="Times New Roman" w:cs="Times New Roman"/>
+          <w:kern w:val="28"/>
           <w:sz w:val="24"/>
           <w:szCs w:val="24"/>
         </w:rPr>
@@ -2965,6 +2490,348 @@
           <w:szCs w:val="24"/>
         </w:rPr>
         <w:t>）</w:t>
+      </w:r>
+    </w:p>
+    <w:p>
+      <w:pPr>
+        <w:ind w:left="241" w:hangingChars="100" w:hanging="241"/>
+        <w:rPr>
+          <w:rStyle w:val="aa"/>
+          <w:rFonts w:ascii="Times New Roman" w:eastAsia="宋体" w:hAnsi="Times New Roman" w:cs="Times New Roman"/>
+          <w:b w:val="0"/>
+          <w:bCs w:val="0"/>
+          <w:sz w:val="24"/>
+          <w:szCs w:val="24"/>
+        </w:rPr>
+      </w:pPr>
+      <w:r>
+        <w:rPr>
+          <w:rStyle w:val="aa"/>
+          <w:rFonts w:ascii="Times New Roman" w:eastAsia="宋体" w:hAnsi="Times New Roman" w:cs="Times New Roman"/>
+          <w:sz w:val="24"/>
+          <w:szCs w:val="24"/>
+        </w:rPr>
+        <w:t xml:space="preserve">Kaggle </w:t>
+      </w:r>
+      <w:r>
+        <w:rPr>
+          <w:rStyle w:val="aa"/>
+          <w:rFonts w:ascii="Times New Roman" w:eastAsia="宋体" w:hAnsi="Times New Roman" w:cs="Times New Roman"/>
+          <w:sz w:val="24"/>
+          <w:szCs w:val="24"/>
+        </w:rPr>
+        <w:t>MAP-Charting Student Math Misunderstandings</w:t>
+      </w:r>
+      <w:r>
+        <w:rPr>
+          <w:rStyle w:val="aa"/>
+          <w:rFonts w:ascii="Times New Roman" w:eastAsia="宋体" w:hAnsi="Times New Roman" w:cs="Times New Roman"/>
+          <w:sz w:val="24"/>
+          <w:szCs w:val="24"/>
+        </w:rPr>
+        <w:t xml:space="preserve"> (Public Score 97/1892)</w:t>
+      </w:r>
+      <w:r>
+        <w:rPr>
+          <w:rStyle w:val="aa"/>
+          <w:rFonts w:ascii="Times New Roman" w:eastAsia="宋体" w:hAnsi="Times New Roman" w:cs="Times New Roman"/>
+          <w:b w:val="0"/>
+          <w:bCs w:val="0"/>
+          <w:sz w:val="24"/>
+          <w:szCs w:val="24"/>
+        </w:rPr>
+        <w:tab/>
+      </w:r>
+      <w:r>
+        <w:rPr>
+          <w:rStyle w:val="aa"/>
+          <w:rFonts w:ascii="Times New Roman" w:eastAsia="宋体" w:hAnsi="Times New Roman" w:cs="Times New Roman"/>
+          <w:b w:val="0"/>
+          <w:bCs w:val="0"/>
+          <w:sz w:val="24"/>
+          <w:szCs w:val="24"/>
+        </w:rPr>
+        <w:tab/>
+        <w:t>2025.08-2025.10</w:t>
+      </w:r>
+    </w:p>
+    <w:p>
+      <w:pPr>
+        <w:ind w:left="240" w:hangingChars="100" w:hanging="240"/>
+        <w:rPr>
+          <w:rStyle w:val="aa"/>
+          <w:rFonts w:ascii="Times New Roman" w:eastAsia="宋体" w:hAnsi="Times New Roman" w:cs="Times New Roman"/>
+          <w:b w:val="0"/>
+          <w:bCs w:val="0"/>
+          <w:sz w:val="24"/>
+          <w:szCs w:val="24"/>
+        </w:rPr>
+      </w:pPr>
+      <w:r>
+        <w:rPr>
+          <w:rStyle w:val="aa"/>
+          <w:rFonts w:ascii="Times New Roman" w:eastAsia="宋体" w:hAnsi="Times New Roman" w:cs="Times New Roman"/>
+          <w:b w:val="0"/>
+          <w:bCs w:val="0"/>
+          <w:sz w:val="24"/>
+          <w:szCs w:val="24"/>
+        </w:rPr>
+        <w:sym w:font="Wingdings" w:char="F09F"/>
+      </w:r>
+      <w:r>
+        <w:rPr>
+          <w:rStyle w:val="aa"/>
+          <w:rFonts w:ascii="Times New Roman" w:eastAsia="宋体" w:hAnsi="Times New Roman" w:cs="Times New Roman"/>
+          <w:b w:val="0"/>
+          <w:bCs w:val="0"/>
+          <w:sz w:val="24"/>
+          <w:szCs w:val="24"/>
+        </w:rPr>
+        <w:t xml:space="preserve"> </w:t>
+      </w:r>
+      <w:r>
+        <w:rPr>
+          <w:rStyle w:val="aa"/>
+          <w:rFonts w:ascii="Times New Roman" w:eastAsia="宋体" w:hAnsi="Times New Roman" w:cs="Times New Roman" w:hint="eastAsia"/>
+          <w:b w:val="0"/>
+          <w:bCs w:val="0"/>
+          <w:sz w:val="24"/>
+          <w:szCs w:val="24"/>
+        </w:rPr>
+        <w:t>采用</w:t>
+      </w:r>
+      <w:r>
+        <w:rPr>
+          <w:rStyle w:val="aa"/>
+          <w:rFonts w:ascii="Times New Roman" w:eastAsia="宋体" w:hAnsi="Times New Roman" w:cs="Times New Roman"/>
+          <w:b w:val="0"/>
+          <w:bCs w:val="0"/>
+          <w:sz w:val="24"/>
+          <w:szCs w:val="24"/>
+        </w:rPr>
+        <w:t>QLora</w:t>
+      </w:r>
+      <w:r>
+        <w:rPr>
+          <w:rStyle w:val="aa"/>
+          <w:rFonts w:ascii="Times New Roman" w:eastAsia="宋体" w:hAnsi="Times New Roman" w:cs="Times New Roman"/>
+          <w:b w:val="0"/>
+          <w:bCs w:val="0"/>
+          <w:sz w:val="24"/>
+          <w:szCs w:val="24"/>
+        </w:rPr>
+        <w:t>微调</w:t>
+      </w:r>
+      <w:r>
+        <w:rPr>
+          <w:rStyle w:val="aa"/>
+          <w:rFonts w:ascii="Times New Roman" w:eastAsia="宋体" w:hAnsi="Times New Roman" w:cs="Times New Roman"/>
+          <w:b w:val="0"/>
+          <w:bCs w:val="0"/>
+          <w:sz w:val="24"/>
+          <w:szCs w:val="24"/>
+        </w:rPr>
+        <w:t>Qwen, deepseek, gemma, hunyuan</w:t>
+      </w:r>
+      <w:r>
+        <w:rPr>
+          <w:rStyle w:val="aa"/>
+          <w:rFonts w:ascii="Times New Roman" w:eastAsia="宋体" w:hAnsi="Times New Roman" w:cs="Times New Roman"/>
+          <w:b w:val="0"/>
+          <w:bCs w:val="0"/>
+          <w:sz w:val="24"/>
+          <w:szCs w:val="24"/>
+        </w:rPr>
+        <w:t>等</w:t>
+      </w:r>
+      <w:r>
+        <w:rPr>
+          <w:rStyle w:val="aa"/>
+          <w:rFonts w:ascii="Times New Roman" w:eastAsia="宋体" w:hAnsi="Times New Roman" w:cs="Times New Roman"/>
+          <w:b w:val="0"/>
+          <w:bCs w:val="0"/>
+          <w:sz w:val="24"/>
+          <w:szCs w:val="24"/>
+        </w:rPr>
+        <w:t>8B</w:t>
+      </w:r>
+      <w:r>
+        <w:rPr>
+          <w:rStyle w:val="aa"/>
+          <w:rFonts w:ascii="Times New Roman" w:eastAsia="宋体" w:hAnsi="Times New Roman" w:cs="Times New Roman"/>
+          <w:b w:val="0"/>
+          <w:bCs w:val="0"/>
+          <w:sz w:val="24"/>
+          <w:szCs w:val="24"/>
+        </w:rPr>
+        <w:t>级模型</w:t>
+      </w:r>
+      <w:r>
+        <w:rPr>
+          <w:rStyle w:val="aa"/>
+          <w:rFonts w:ascii="Times New Roman" w:eastAsia="宋体" w:hAnsi="Times New Roman" w:cs="Times New Roman" w:hint="eastAsia"/>
+          <w:b w:val="0"/>
+          <w:bCs w:val="0"/>
+          <w:sz w:val="24"/>
+          <w:szCs w:val="24"/>
+        </w:rPr>
+        <w:t>，用于</w:t>
+      </w:r>
+      <w:r>
+        <w:rPr>
+          <w:rStyle w:val="aa"/>
+          <w:rFonts w:ascii="Times New Roman" w:eastAsia="宋体" w:hAnsi="Times New Roman" w:cs="Times New Roman"/>
+          <w:b w:val="0"/>
+          <w:bCs w:val="0"/>
+          <w:sz w:val="24"/>
+          <w:szCs w:val="24"/>
+        </w:rPr>
+        <w:t>学生误解分类任务</w:t>
+      </w:r>
+      <w:r>
+        <w:rPr>
+          <w:rStyle w:val="aa"/>
+          <w:rFonts w:ascii="Times New Roman" w:eastAsia="宋体" w:hAnsi="Times New Roman" w:cs="Times New Roman" w:hint="eastAsia"/>
+          <w:b w:val="0"/>
+          <w:bCs w:val="0"/>
+          <w:sz w:val="24"/>
+          <w:szCs w:val="24"/>
+        </w:rPr>
+        <w:t>；</w:t>
+      </w:r>
+      <w:r>
+        <w:rPr>
+          <w:rStyle w:val="aa"/>
+          <w:rFonts w:ascii="Times New Roman" w:eastAsia="宋体" w:hAnsi="Times New Roman" w:cs="Times New Roman"/>
+          <w:b w:val="0"/>
+          <w:bCs w:val="0"/>
+          <w:sz w:val="24"/>
+          <w:szCs w:val="24"/>
+        </w:rPr>
+        <w:t>结合训练数据分布特征，</w:t>
+      </w:r>
+      <w:r>
+        <w:rPr>
+          <w:rStyle w:val="aa"/>
+          <w:rFonts w:ascii="Times New Roman" w:eastAsia="宋体" w:hAnsi="Times New Roman" w:cs="Times New Roman" w:hint="eastAsia"/>
+          <w:b w:val="0"/>
+          <w:bCs w:val="0"/>
+          <w:sz w:val="24"/>
+          <w:szCs w:val="24"/>
+        </w:rPr>
+        <w:t>引入</w:t>
+      </w:r>
+      <w:r>
+        <w:rPr>
+          <w:rStyle w:val="aa"/>
+          <w:rFonts w:ascii="Times New Roman" w:eastAsia="宋体" w:hAnsi="Times New Roman" w:cs="Times New Roman"/>
+          <w:b w:val="0"/>
+          <w:bCs w:val="0"/>
+          <w:sz w:val="24"/>
+          <w:szCs w:val="24"/>
+        </w:rPr>
+        <w:t>Focal loss</w:t>
+      </w:r>
+      <w:r>
+        <w:rPr>
+          <w:rStyle w:val="aa"/>
+          <w:rFonts w:ascii="Times New Roman" w:eastAsia="宋体" w:hAnsi="Times New Roman" w:cs="Times New Roman" w:hint="eastAsia"/>
+          <w:b w:val="0"/>
+          <w:bCs w:val="0"/>
+          <w:sz w:val="24"/>
+          <w:szCs w:val="24"/>
+        </w:rPr>
+        <w:t>，</w:t>
+      </w:r>
+      <w:r>
+        <w:rPr>
+          <w:rStyle w:val="aa"/>
+          <w:rFonts w:ascii="Times New Roman" w:eastAsia="宋体" w:hAnsi="Times New Roman" w:cs="Times New Roman" w:hint="eastAsia"/>
+          <w:b w:val="0"/>
+          <w:bCs w:val="0"/>
+          <w:sz w:val="24"/>
+          <w:szCs w:val="24"/>
+        </w:rPr>
+        <w:t>并利用大模型生成数据进行增强，</w:t>
+      </w:r>
+      <w:r>
+        <w:rPr>
+          <w:rStyle w:val="aa"/>
+          <w:rFonts w:ascii="Times New Roman" w:eastAsia="宋体" w:hAnsi="Times New Roman" w:cs="Times New Roman"/>
+          <w:b w:val="0"/>
+          <w:bCs w:val="0"/>
+          <w:sz w:val="24"/>
+          <w:szCs w:val="24"/>
+        </w:rPr>
+        <w:t>缓解样本分布</w:t>
+      </w:r>
+      <w:r>
+        <w:rPr>
+          <w:rStyle w:val="aa"/>
+          <w:rFonts w:ascii="Times New Roman" w:eastAsia="宋体" w:hAnsi="Times New Roman" w:cs="Times New Roman" w:hint="eastAsia"/>
+          <w:b w:val="0"/>
+          <w:bCs w:val="0"/>
+          <w:sz w:val="24"/>
+          <w:szCs w:val="24"/>
+        </w:rPr>
+        <w:t>长尾</w:t>
+      </w:r>
+      <w:r>
+        <w:rPr>
+          <w:rStyle w:val="aa"/>
+          <w:rFonts w:ascii="Times New Roman" w:eastAsia="宋体" w:hAnsi="Times New Roman" w:cs="Times New Roman"/>
+          <w:b w:val="0"/>
+          <w:bCs w:val="0"/>
+          <w:sz w:val="24"/>
+          <w:szCs w:val="24"/>
+        </w:rPr>
+        <w:t>问题。</w:t>
+      </w:r>
+    </w:p>
+    <w:p>
+      <w:pPr>
+        <w:ind w:left="240" w:hangingChars="100" w:hanging="240"/>
+        <w:rPr>
+          <w:rStyle w:val="aa"/>
+          <w:rFonts w:ascii="Times New Roman" w:eastAsia="宋体" w:hAnsi="Times New Roman" w:cs="Times New Roman" w:hint="eastAsia"/>
+          <w:b w:val="0"/>
+          <w:bCs w:val="0"/>
+          <w:sz w:val="24"/>
+          <w:szCs w:val="24"/>
+        </w:rPr>
+      </w:pPr>
+      <w:r>
+        <w:rPr>
+          <w:rStyle w:val="aa"/>
+          <w:rFonts w:ascii="Times New Roman" w:eastAsia="宋体" w:hAnsi="Times New Roman" w:cs="Times New Roman"/>
+          <w:b w:val="0"/>
+          <w:bCs w:val="0"/>
+          <w:sz w:val="24"/>
+          <w:szCs w:val="24"/>
+        </w:rPr>
+        <w:sym w:font="Wingdings" w:char="F09F"/>
+      </w:r>
+      <w:r>
+        <w:rPr>
+          <w:rStyle w:val="aa"/>
+          <w:rFonts w:ascii="Times New Roman" w:eastAsia="宋体" w:hAnsi="Times New Roman" w:cs="Times New Roman"/>
+          <w:b w:val="0"/>
+          <w:bCs w:val="0"/>
+          <w:sz w:val="24"/>
+          <w:szCs w:val="24"/>
+        </w:rPr>
+        <w:t xml:space="preserve"> </w:t>
+      </w:r>
+      <w:r>
+        <w:rPr>
+          <w:rStyle w:val="aa"/>
+          <w:rFonts w:ascii="Times New Roman" w:eastAsia="宋体" w:hAnsi="Times New Roman" w:cs="Times New Roman"/>
+          <w:b w:val="0"/>
+          <w:bCs w:val="0"/>
+          <w:sz w:val="24"/>
+          <w:szCs w:val="24"/>
+        </w:rPr>
+        <w:t>融合六个模型结果，基于动态权重，在分类概率、排序及一致性上高效集成，形成最终提交得分。</w:t>
       </w:r>
     </w:p>
     <w:p>
@@ -3708,29 +3575,18 @@
           <w:sz w:val="24"/>
           <w:szCs w:val="24"/>
         </w:rPr>
-        <w:t>Transformer</w:t>
-      </w:r>
-      <w:r>
-        <w:rPr>
-          <w:rStyle w:val="aa"/>
-          <w:rFonts w:ascii="Times New Roman" w:eastAsia="宋体" w:hAnsi="Times New Roman" w:cs="Times New Roman"/>
-          <w:b w:val="0"/>
-          <w:bCs w:val="0"/>
-          <w:sz w:val="24"/>
-          <w:szCs w:val="24"/>
-        </w:rPr>
-        <w:t>结构，</w:t>
-      </w:r>
-      <w:r>
-        <w:rPr>
-          <w:rStyle w:val="aa"/>
-          <w:rFonts w:ascii="Times New Roman" w:eastAsia="宋体" w:hAnsi="Times New Roman" w:cs="Times New Roman"/>
-          <w:b w:val="0"/>
-          <w:bCs w:val="0"/>
-          <w:sz w:val="24"/>
-          <w:szCs w:val="24"/>
-        </w:rPr>
-        <w:t>Llama</w:t>
+        <w:t>DeepSeek</w:t>
+      </w:r>
+      <w:r>
+        <w:rPr>
+          <w:rStyle w:val="aa"/>
+          <w:rFonts w:ascii="Times New Roman" w:eastAsia="宋体" w:hAnsi="Times New Roman" w:cs="Times New Roman"/>
+          <w:b w:val="0"/>
+          <w:bCs w:val="0"/>
+          <w:sz w:val="24"/>
+          <w:szCs w:val="24"/>
+        </w:rPr>
+        <w:t xml:space="preserve">, Llama, </w:t>
       </w:r>
       <w:r>
         <w:rPr>
@@ -3741,18 +3597,7 @@
           <w:sz w:val="24"/>
           <w:szCs w:val="24"/>
         </w:rPr>
-        <w:t>，</w:t>
-      </w:r>
-      <w:r>
-        <w:rPr>
-          <w:rStyle w:val="aa"/>
-          <w:rFonts w:ascii="Times New Roman" w:eastAsia="宋体" w:hAnsi="Times New Roman" w:cs="Times New Roman"/>
-          <w:b w:val="0"/>
-          <w:bCs w:val="0"/>
-          <w:sz w:val="24"/>
-          <w:szCs w:val="24"/>
-        </w:rPr>
-        <w:t>DeepSeek</w:t>
+        <w:t>Qwen</w:t>
       </w:r>
       <w:r>
         <w:rPr>
@@ -7348,6 +7193,7 @@
   <w:style w:type="character" w:default="1" w:styleId="a0">
     <w:name w:val="Default Paragraph Font"/>
     <w:uiPriority w:val="1"/>
+    <w:semiHidden/>
     <w:unhideWhenUsed/>
   </w:style>
   <w:style w:type="table" w:default="1" w:styleId="a1">

--- a/李宇潇-个人简历.docx
+++ b/李宇潇-个人简历.docx
@@ -927,7 +927,7 @@
         <w:rPr>
           <w:rFonts w:ascii="Times New Roman" w:hAnsi="Times New Roman" w:cs="Times New Roman"/>
         </w:rPr>
-        <w:t>的二分类奖励模型，</w:t>
+        <w:t>的奖励模型，</w:t>
       </w:r>
       <w:r>
         <w:rPr>
@@ -940,6 +940,12 @@
           <w:rFonts w:ascii="Times New Roman" w:hAnsi="Times New Roman" w:cs="Times New Roman"/>
         </w:rPr>
         <w:t>14B</w:t>
+      </w:r>
+      <w:r>
+        <w:rPr>
+          <w:rFonts w:ascii="Times New Roman" w:hAnsi="Times New Roman" w:cs="Times New Roman" w:hint="eastAsia"/>
+        </w:rPr>
+        <w:t>外呼</w:t>
       </w:r>
       <w:r>
         <w:rPr>
@@ -1795,69 +1801,77 @@
       <w:pPr>
         <w:spacing w:after="120"/>
         <w:rPr>
+          <w:rFonts w:ascii="Times New Roman" w:eastAsia="宋体" w:hAnsi="Times New Roman" w:cs="Times New Roman"/>
+          <w:sz w:val="24"/>
+          <w:szCs w:val="24"/>
+        </w:rPr>
+      </w:pPr>
+      <w:r>
+        <w:rPr>
+          <w:rStyle w:val="aa"/>
+          <w:rFonts w:ascii="Times New Roman" w:eastAsia="宋体" w:hAnsi="Times New Roman" w:cs="Times New Roman"/>
+          <w:sz w:val="24"/>
+          <w:szCs w:val="24"/>
+        </w:rPr>
+        <w:sym w:font="Wingdings" w:char="F09F"/>
+      </w:r>
+      <w:r>
+        <w:rPr>
+          <w:rStyle w:val="aa"/>
+          <w:rFonts w:ascii="Times New Roman" w:eastAsia="宋体" w:hAnsi="Times New Roman" w:cs="Times New Roman"/>
+          <w:sz w:val="24"/>
+          <w:szCs w:val="24"/>
+        </w:rPr>
+        <w:t xml:space="preserve"> </w:t>
+      </w:r>
+      <w:bookmarkStart w:id="0" w:name="OLE_LINK4"/>
+      <w:r>
+        <w:rPr>
+          <w:rFonts w:ascii="Times New Roman" w:eastAsia="宋体" w:hAnsi="Times New Roman" w:cs="Times New Roman"/>
+          <w:sz w:val="24"/>
+          <w:szCs w:val="24"/>
+        </w:rPr>
+        <w:t>设计</w:t>
+      </w:r>
+      <w:r>
+        <w:rPr>
+          <w:rFonts w:ascii="Times New Roman" w:eastAsia="宋体" w:hAnsi="Times New Roman" w:cs="Times New Roman"/>
+          <w:sz w:val="24"/>
+          <w:szCs w:val="24"/>
+        </w:rPr>
+        <w:t>BPS</w:t>
+      </w:r>
+      <w:r>
+        <w:rPr>
+          <w:rFonts w:ascii="Times New Roman" w:eastAsia="宋体" w:hAnsi="Times New Roman" w:cs="Times New Roman"/>
+          <w:sz w:val="24"/>
+          <w:szCs w:val="24"/>
+        </w:rPr>
+        <w:t>编码</w:t>
+      </w:r>
+      <w:r>
+        <w:rPr>
+          <w:rFonts w:ascii="Times New Roman" w:eastAsia="宋体" w:hAnsi="Times New Roman" w:cs="Times New Roman"/>
+          <w:sz w:val="24"/>
+          <w:szCs w:val="24"/>
+        </w:rPr>
+        <w:t>+</w:t>
+      </w:r>
+      <w:r>
+        <w:rPr>
+          <w:rFonts w:ascii="Times New Roman" w:eastAsia="宋体" w:hAnsi="Times New Roman" w:cs="Times New Roman"/>
+          <w:sz w:val="24"/>
+          <w:szCs w:val="24"/>
+        </w:rPr>
+        <w:t>顶点距离优化的神经网络模块</w:t>
+      </w:r>
+      <w:r>
+        <w:rPr>
           <w:rFonts w:ascii="Times New Roman" w:eastAsia="宋体" w:hAnsi="Times New Roman" w:cs="Times New Roman" w:hint="eastAsia"/>
           <w:sz w:val="24"/>
           <w:szCs w:val="24"/>
         </w:rPr>
-      </w:pPr>
-      <w:r>
-        <w:rPr>
-          <w:rStyle w:val="aa"/>
-          <w:rFonts w:ascii="Times New Roman" w:eastAsia="宋体" w:hAnsi="Times New Roman" w:cs="Times New Roman"/>
-          <w:sz w:val="24"/>
-          <w:szCs w:val="24"/>
-        </w:rPr>
-        <w:sym w:font="Wingdings" w:char="F09F"/>
-      </w:r>
-      <w:r>
-        <w:rPr>
-          <w:rStyle w:val="aa"/>
-          <w:rFonts w:ascii="Times New Roman" w:eastAsia="宋体" w:hAnsi="Times New Roman" w:cs="Times New Roman"/>
-          <w:sz w:val="24"/>
-          <w:szCs w:val="24"/>
-        </w:rPr>
-        <w:t xml:space="preserve"> </w:t>
-      </w:r>
-      <w:bookmarkStart w:id="0" w:name="OLE_LINK4"/>
-      <w:r>
-        <w:rPr>
-          <w:rFonts w:ascii="Times New Roman" w:eastAsia="宋体" w:hAnsi="Times New Roman" w:cs="Times New Roman"/>
-          <w:sz w:val="24"/>
-          <w:szCs w:val="24"/>
-        </w:rPr>
-        <w:t>设计</w:t>
-      </w:r>
-      <w:r>
-        <w:rPr>
-          <w:rFonts w:ascii="Times New Roman" w:eastAsia="宋体" w:hAnsi="Times New Roman" w:cs="Times New Roman"/>
-          <w:sz w:val="24"/>
-          <w:szCs w:val="24"/>
-        </w:rPr>
-        <w:t>BPS</w:t>
-      </w:r>
-      <w:r>
-        <w:rPr>
-          <w:rFonts w:ascii="Times New Roman" w:eastAsia="宋体" w:hAnsi="Times New Roman" w:cs="Times New Roman"/>
-          <w:sz w:val="24"/>
-          <w:szCs w:val="24"/>
-        </w:rPr>
-        <w:t>编码</w:t>
-      </w:r>
-      <w:r>
-        <w:rPr>
-          <w:rFonts w:ascii="Times New Roman" w:eastAsia="宋体" w:hAnsi="Times New Roman" w:cs="Times New Roman"/>
-          <w:sz w:val="24"/>
-          <w:szCs w:val="24"/>
-        </w:rPr>
-        <w:t>+</w:t>
-      </w:r>
-      <w:r>
-        <w:rPr>
-          <w:rFonts w:ascii="Times New Roman" w:eastAsia="宋体" w:hAnsi="Times New Roman" w:cs="Times New Roman"/>
-          <w:sz w:val="24"/>
-          <w:szCs w:val="24"/>
-        </w:rPr>
-        <w:t>顶点距离优化的神经网络模块</w:t>
+        <w:t>，</w:t>
       </w:r>
       <w:r>
         <w:rPr>
@@ -1865,7 +1879,7 @@
           <w:sz w:val="24"/>
           <w:szCs w:val="24"/>
         </w:rPr>
-        <w:t>，</w:t>
+        <w:t>精细调整</w:t>
       </w:r>
       <w:r>
         <w:rPr>
@@ -1873,7 +1887,7 @@
           <w:sz w:val="24"/>
           <w:szCs w:val="24"/>
         </w:rPr>
-        <w:t>精细调整</w:t>
+        <w:t>LLM</w:t>
       </w:r>
       <w:r>
         <w:rPr>
@@ -1881,23 +1895,7 @@
           <w:sz w:val="24"/>
           <w:szCs w:val="24"/>
         </w:rPr>
-        <w:t>LLM</w:t>
-      </w:r>
-      <w:r>
-        <w:rPr>
-          <w:rFonts w:ascii="Times New Roman" w:eastAsia="宋体" w:hAnsi="Times New Roman" w:cs="Times New Roman" w:hint="eastAsia"/>
-          <w:sz w:val="24"/>
-          <w:szCs w:val="24"/>
-        </w:rPr>
-        <w:t>生成的交互数据</w:t>
-      </w:r>
-      <w:r>
-        <w:rPr>
-          <w:rFonts w:ascii="Times New Roman" w:eastAsia="宋体" w:hAnsi="Times New Roman" w:cs="Times New Roman" w:hint="eastAsia"/>
-          <w:sz w:val="24"/>
-          <w:szCs w:val="24"/>
-        </w:rPr>
-        <w:t>，</w:t>
+        <w:t>生成的交互数据，</w:t>
       </w:r>
       <w:r>
         <w:rPr>
@@ -2511,25 +2509,7 @@
           <w:sz w:val="24"/>
           <w:szCs w:val="24"/>
         </w:rPr>
-        <w:t xml:space="preserve">Kaggle </w:t>
-      </w:r>
-      <w:r>
-        <w:rPr>
-          <w:rStyle w:val="aa"/>
-          <w:rFonts w:ascii="Times New Roman" w:eastAsia="宋体" w:hAnsi="Times New Roman" w:cs="Times New Roman"/>
-          <w:sz w:val="24"/>
-          <w:szCs w:val="24"/>
-        </w:rPr>
-        <w:t>MAP-Charting Student Math Misunderstandings</w:t>
-      </w:r>
-      <w:r>
-        <w:rPr>
-          <w:rStyle w:val="aa"/>
-          <w:rFonts w:ascii="Times New Roman" w:eastAsia="宋体" w:hAnsi="Times New Roman" w:cs="Times New Roman"/>
-          <w:sz w:val="24"/>
-          <w:szCs w:val="24"/>
-        </w:rPr>
-        <w:t xml:space="preserve"> (Public Score 97/1892)</w:t>
+        <w:t>Kaggle MAP-Charting Student Math Misunderstandings (Public Score 97/1892)</w:t>
       </w:r>
       <w:r>
         <w:rPr>
@@ -2793,33 +2773,33 @@
         <w:ind w:left="240" w:hangingChars="100" w:hanging="240"/>
         <w:rPr>
           <w:rStyle w:val="aa"/>
+          <w:rFonts w:ascii="Times New Roman" w:eastAsia="宋体" w:hAnsi="Times New Roman" w:cs="Times New Roman"/>
+          <w:b w:val="0"/>
+          <w:bCs w:val="0"/>
+          <w:sz w:val="24"/>
+          <w:szCs w:val="24"/>
+        </w:rPr>
+      </w:pPr>
+      <w:r>
+        <w:rPr>
+          <w:rStyle w:val="aa"/>
+          <w:rFonts w:ascii="Times New Roman" w:eastAsia="宋体" w:hAnsi="Times New Roman" w:cs="Times New Roman"/>
+          <w:b w:val="0"/>
+          <w:bCs w:val="0"/>
+          <w:sz w:val="24"/>
+          <w:szCs w:val="24"/>
+        </w:rPr>
+        <w:sym w:font="Wingdings" w:char="F09F"/>
+      </w:r>
+      <w:r>
+        <w:rPr>
+          <w:rStyle w:val="aa"/>
           <w:rFonts w:ascii="Times New Roman" w:eastAsia="宋体" w:hAnsi="Times New Roman" w:cs="Times New Roman" w:hint="eastAsia"/>
           <w:b w:val="0"/>
           <w:bCs w:val="0"/>
           <w:sz w:val="24"/>
           <w:szCs w:val="24"/>
         </w:rPr>
-      </w:pPr>
-      <w:r>
-        <w:rPr>
-          <w:rStyle w:val="aa"/>
-          <w:rFonts w:ascii="Times New Roman" w:eastAsia="宋体" w:hAnsi="Times New Roman" w:cs="Times New Roman"/>
-          <w:b w:val="0"/>
-          <w:bCs w:val="0"/>
-          <w:sz w:val="24"/>
-          <w:szCs w:val="24"/>
-        </w:rPr>
-        <w:sym w:font="Wingdings" w:char="F09F"/>
-      </w:r>
-      <w:r>
-        <w:rPr>
-          <w:rStyle w:val="aa"/>
-          <w:rFonts w:ascii="Times New Roman" w:eastAsia="宋体" w:hAnsi="Times New Roman" w:cs="Times New Roman"/>
-          <w:b w:val="0"/>
-          <w:bCs w:val="0"/>
-          <w:sz w:val="24"/>
-          <w:szCs w:val="24"/>
-        </w:rPr>
         <w:t xml:space="preserve"> </w:t>
       </w:r>
       <w:r>
@@ -2831,7 +2811,29 @@
           <w:sz w:val="24"/>
           <w:szCs w:val="24"/>
         </w:rPr>
-        <w:t>融合六个模型结果，基于动态权重，在分类概率、排序及一致性上高效集成，形成最终提交得分。</w:t>
+        <w:t>基于动态权重，在分类概率、排序及一致性上高效集成</w:t>
+      </w:r>
+      <w:r>
+        <w:rPr>
+          <w:rStyle w:val="aa"/>
+          <w:rFonts w:ascii="Times New Roman" w:eastAsia="宋体" w:hAnsi="Times New Roman" w:cs="Times New Roman"/>
+          <w:b w:val="0"/>
+          <w:bCs w:val="0"/>
+          <w:sz w:val="24"/>
+          <w:szCs w:val="24"/>
+        </w:rPr>
+        <w:t>融合六个模型结果</w:t>
+      </w:r>
+      <w:r>
+        <w:rPr>
+          <w:rStyle w:val="aa"/>
+          <w:rFonts w:ascii="Times New Roman" w:eastAsia="宋体" w:hAnsi="Times New Roman" w:cs="Times New Roman"/>
+          <w:b w:val="0"/>
+          <w:bCs w:val="0"/>
+          <w:sz w:val="24"/>
+          <w:szCs w:val="24"/>
+        </w:rPr>
+        <w:t>，形成最终提交得分。</w:t>
       </w:r>
     </w:p>
     <w:p>

--- a/李宇潇-个人简历.docx
+++ b/李宇潇-个人简历.docx
@@ -1615,7 +1615,7 @@
           <w:sz w:val="24"/>
           <w:szCs w:val="24"/>
         </w:rPr>
-        <w:t>BLIP/CLIP/GPT-4</w:t>
+        <w:t>BLIP/CLIP</w:t>
       </w:r>
       <w:r>
         <w:rPr>
@@ -1643,27 +1643,27 @@
       </w:r>
       <w:r>
         <w:rPr>
-          <w:rFonts w:ascii="Times New Roman" w:eastAsia="宋体" w:hAnsi="Times New Roman" w:cs="Times New Roman"/>
-          <w:sz w:val="24"/>
-          <w:szCs w:val="24"/>
-        </w:rPr>
-        <w:t>交互数据标注</w:t>
-      </w:r>
-      <w:r>
-        <w:rPr>
           <w:rFonts w:ascii="Times New Roman" w:eastAsia="宋体" w:hAnsi="Times New Roman" w:cs="Times New Roman" w:hint="eastAsia"/>
           <w:sz w:val="24"/>
           <w:szCs w:val="24"/>
         </w:rPr>
-        <w:t>流程</w:t>
-      </w:r>
-      <w:r>
-        <w:rPr>
-          <w:rFonts w:ascii="Times New Roman" w:eastAsia="宋体" w:hAnsi="Times New Roman" w:cs="Times New Roman"/>
-          <w:sz w:val="24"/>
-          <w:szCs w:val="24"/>
-        </w:rPr>
-        <w:t>，实现</w:t>
+        <w:t>手</w:t>
+      </w:r>
+      <w:r>
+        <w:rPr>
+          <w:rFonts w:ascii="Times New Roman" w:eastAsia="宋体" w:hAnsi="Times New Roman" w:cs="Times New Roman"/>
+          <w:sz w:val="24"/>
+          <w:szCs w:val="24"/>
+        </w:rPr>
+        <w:t>物交互数据自动化标注</w:t>
+      </w:r>
+      <w:r>
+        <w:rPr>
+          <w:rFonts w:ascii="Times New Roman" w:eastAsia="宋体" w:hAnsi="Times New Roman" w:cs="Times New Roman"/>
+          <w:sz w:val="24"/>
+          <w:szCs w:val="24"/>
+        </w:rPr>
+        <w:t>，</w:t>
       </w:r>
       <w:r>
         <w:rPr>
@@ -1671,15 +1671,39 @@
           <w:sz w:val="24"/>
           <w:szCs w:val="24"/>
         </w:rPr>
-        <w:t>手</w:t>
-      </w:r>
-      <w:r>
-        <w:rPr>
-          <w:rFonts w:ascii="Times New Roman" w:eastAsia="宋体" w:hAnsi="Times New Roman" w:cs="Times New Roman"/>
-          <w:sz w:val="24"/>
-          <w:szCs w:val="24"/>
-        </w:rPr>
-        <w:t>物交互数据自动化标注</w:t>
+        <w:t>数据集开源至</w:t>
+      </w:r>
+      <w:r>
+        <w:rPr>
+          <w:rFonts w:ascii="Times New Roman" w:eastAsia="宋体" w:hAnsi="Times New Roman" w:cs="Times New Roman"/>
+          <w:sz w:val="24"/>
+          <w:szCs w:val="24"/>
+        </w:rPr>
+        <w:t>H</w:t>
+      </w:r>
+      <w:r>
+        <w:rPr>
+          <w:rFonts w:ascii="Times New Roman" w:eastAsia="宋体" w:hAnsi="Times New Roman" w:cs="Times New Roman"/>
+          <w:sz w:val="24"/>
+          <w:szCs w:val="24"/>
+        </w:rPr>
+        <w:t xml:space="preserve">ugging </w:t>
+      </w:r>
+      <w:r>
+        <w:rPr>
+          <w:rFonts w:ascii="Times New Roman" w:eastAsia="宋体" w:hAnsi="Times New Roman" w:cs="Times New Roman"/>
+          <w:sz w:val="24"/>
+          <w:szCs w:val="24"/>
+        </w:rPr>
+        <w:t>F</w:t>
+      </w:r>
+      <w:r>
+        <w:rPr>
+          <w:rFonts w:ascii="Times New Roman" w:eastAsia="宋体" w:hAnsi="Times New Roman" w:cs="Times New Roman"/>
+          <w:sz w:val="24"/>
+          <w:szCs w:val="24"/>
+        </w:rPr>
+        <w:t>ace</w:t>
       </w:r>
       <w:r>
         <w:rPr>
